--- a/klagomål/S 4218-2023 FSC-klagomål.docx
+++ b/klagomål/S 4218-2023 FSC-klagomål.docx
@@ -886,7 +886,7 @@
     <w:r>
       <w:tab/>
       <w:tab/>
-      <w:t>2026-09-14</w:t>
+      <w:t>2026-09-15</w:t>
       <w:br/>
       <w:br/>
     </w:r>

--- a/klagomål/S 4218-2023 FSC-klagomål.docx
+++ b/klagomål/S 4218-2023 FSC-klagomål.docx
@@ -886,7 +886,7 @@
     <w:r>
       <w:tab/>
       <w:tab/>
-      <w:t>2026-09-15</w:t>
+      <w:t>2026-09-16</w:t>
       <w:br/>
       <w:br/>
     </w:r>

--- a/klagomål/S 4218-2023 FSC-klagomål.docx
+++ b/klagomål/S 4218-2023 FSC-klagomål.docx
@@ -886,7 +886,7 @@
     <w:r>
       <w:tab/>
       <w:tab/>
-      <w:t>2026-09-16</w:t>
+      <w:t>2026-09-17</w:t>
       <w:br/>
       <w:br/>
     </w:r>

--- a/klagomål/S 4218-2023 FSC-klagomål.docx
+++ b/klagomål/S 4218-2023 FSC-klagomål.docx
@@ -886,7 +886,7 @@
     <w:r>
       <w:tab/>
       <w:tab/>
-      <w:t>2026-09-17</w:t>
+      <w:t>2026-09-18</w:t>
       <w:br/>
       <w:br/>
     </w:r>

--- a/klagomål/S 4218-2023 FSC-klagomål.docx
+++ b/klagomål/S 4218-2023 FSC-klagomål.docx
@@ -886,7 +886,7 @@
     <w:r>
       <w:tab/>
       <w:tab/>
-      <w:t>2026-09-18</w:t>
+      <w:t>2026-09-19</w:t>
       <w:br/>
       <w:br/>
     </w:r>

--- a/klagomål/S 4218-2023 FSC-klagomål.docx
+++ b/klagomål/S 4218-2023 FSC-klagomål.docx
@@ -886,7 +886,7 @@
     <w:r>
       <w:tab/>
       <w:tab/>
-      <w:t>2026-09-19</w:t>
+      <w:t>2026-09-21</w:t>
       <w:br/>
       <w:br/>
     </w:r>

--- a/klagomål/S 4218-2023 FSC-klagomål.docx
+++ b/klagomål/S 4218-2023 FSC-klagomål.docx
@@ -886,7 +886,7 @@
     <w:r>
       <w:tab/>
       <w:tab/>
-      <w:t>2026-09-21</w:t>
+      <w:t>2026-09-23</w:t>
       <w:br/>
       <w:br/>
     </w:r>

--- a/klagomål/S 4218-2023 FSC-klagomål.docx
+++ b/klagomål/S 4218-2023 FSC-klagomål.docx
@@ -886,7 +886,7 @@
     <w:r>
       <w:tab/>
       <w:tab/>
-      <w:t>2026-09-23</w:t>
+      <w:t>2026-09-24</w:t>
       <w:br/>
       <w:br/>
     </w:r>

--- a/klagomål/S 4218-2023 FSC-klagomål.docx
+++ b/klagomål/S 4218-2023 FSC-klagomål.docx
@@ -886,7 +886,7 @@
     <w:r>
       <w:tab/>
       <w:tab/>
-      <w:t>2026-09-24</w:t>
+      <w:t>2026-09-25</w:t>
       <w:br/>
       <w:br/>
     </w:r>

--- a/klagomål/S 4218-2023 FSC-klagomål.docx
+++ b/klagomål/S 4218-2023 FSC-klagomål.docx
@@ -886,7 +886,7 @@
     <w:r>
       <w:tab/>
       <w:tab/>
-      <w:t>2026-09-25</w:t>
+      <w:t>2026-09-26</w:t>
       <w:br/>
       <w:br/>
     </w:r>

--- a/klagomål/S 4218-2023 FSC-klagomål.docx
+++ b/klagomål/S 4218-2023 FSC-klagomål.docx
@@ -886,7 +886,7 @@
     <w:r>
       <w:tab/>
       <w:tab/>
-      <w:t>2026-09-26</w:t>
+      <w:t>2026-09-27</w:t>
       <w:br/>
       <w:br/>
     </w:r>

--- a/klagomål/S 4218-2023 FSC-klagomål.docx
+++ b/klagomål/S 4218-2023 FSC-klagomål.docx
@@ -886,7 +886,7 @@
     <w:r>
       <w:tab/>
       <w:tab/>
-      <w:t>2026-09-27</w:t>
+      <w:t>2026-09-28</w:t>
       <w:br/>
       <w:br/>
     </w:r>

--- a/klagomål/S 4218-2023 FSC-klagomål.docx
+++ b/klagomål/S 4218-2023 FSC-klagomål.docx
@@ -886,7 +886,7 @@
     <w:r>
       <w:tab/>
       <w:tab/>
-      <w:t>2026-09-28</w:t>
+      <w:t>2026-09-29</w:t>
       <w:br/>
       <w:br/>
     </w:r>

--- a/klagomål/S 4218-2023 FSC-klagomål.docx
+++ b/klagomål/S 4218-2023 FSC-klagomål.docx
@@ -886,7 +886,7 @@
     <w:r>
       <w:tab/>
       <w:tab/>
-      <w:t>2026-09-29</w:t>
+      <w:t>2026-09-30</w:t>
       <w:br/>
       <w:br/>
     </w:r>

--- a/klagomål/S 4218-2023 FSC-klagomål.docx
+++ b/klagomål/S 4218-2023 FSC-klagomål.docx
@@ -886,7 +886,7 @@
     <w:r>
       <w:tab/>
       <w:tab/>
-      <w:t>2026-09-30</w:t>
+      <w:t>2026-10-01</w:t>
       <w:br/>
       <w:br/>
     </w:r>

--- a/klagomål/S 4218-2023 FSC-klagomål.docx
+++ b/klagomål/S 4218-2023 FSC-klagomål.docx
@@ -886,7 +886,7 @@
     <w:r>
       <w:tab/>
       <w:tab/>
-      <w:t>2026-10-01</w:t>
+      <w:t>2026-10-02</w:t>
       <w:br/>
       <w:br/>
     </w:r>

--- a/klagomål/S 4218-2023 FSC-klagomål.docx
+++ b/klagomål/S 4218-2023 FSC-klagomål.docx
@@ -886,7 +886,7 @@
     <w:r>
       <w:tab/>
       <w:tab/>
-      <w:t>2026-10-02</w:t>
+      <w:t>2026-10-03</w:t>
       <w:br/>
       <w:br/>
     </w:r>

--- a/klagomål/S 4218-2023 FSC-klagomål.docx
+++ b/klagomål/S 4218-2023 FSC-klagomål.docx
@@ -886,7 +886,7 @@
     <w:r>
       <w:tab/>
       <w:tab/>
-      <w:t>2026-10-03</w:t>
+      <w:t>2026-10-04</w:t>
       <w:br/>
       <w:br/>
     </w:r>

--- a/klagomål/S 4218-2023 FSC-klagomål.docx
+++ b/klagomål/S 4218-2023 FSC-klagomål.docx
@@ -886,7 +886,7 @@
     <w:r>
       <w:tab/>
       <w:tab/>
-      <w:t>2026-10-04</w:t>
+      <w:t>2026-10-05</w:t>
       <w:br/>
       <w:br/>
     </w:r>

--- a/klagomål/S 4218-2023 FSC-klagomål.docx
+++ b/klagomål/S 4218-2023 FSC-klagomål.docx
@@ -886,7 +886,7 @@
     <w:r>
       <w:tab/>
       <w:tab/>
-      <w:t>2026-10-05</w:t>
+      <w:t>2026-10-06</w:t>
       <w:br/>
       <w:br/>
     </w:r>

--- a/klagomål/S 4218-2023 FSC-klagomål.docx
+++ b/klagomål/S 4218-2023 FSC-klagomål.docx
@@ -886,7 +886,7 @@
     <w:r>
       <w:tab/>
       <w:tab/>
-      <w:t>2026-10-06</w:t>
+      <w:t>2026-10-07</w:t>
       <w:br/>
       <w:br/>
     </w:r>

--- a/klagomål/S 4218-2023 FSC-klagomål.docx
+++ b/klagomål/S 4218-2023 FSC-klagomål.docx
@@ -886,7 +886,7 @@
     <w:r>
       <w:tab/>
       <w:tab/>
-      <w:t>2026-10-07</w:t>
+      <w:t>2026-10-08</w:t>
       <w:br/>
       <w:br/>
     </w:r>

--- a/klagomål/S 4218-2023 FSC-klagomål.docx
+++ b/klagomål/S 4218-2023 FSC-klagomål.docx
@@ -886,7 +886,7 @@
     <w:r>
       <w:tab/>
       <w:tab/>
-      <w:t>2026-10-08</w:t>
+      <w:t>2026-10-09</w:t>
       <w:br/>
       <w:br/>
     </w:r>

--- a/klagomål/S 4218-2023 FSC-klagomål.docx
+++ b/klagomål/S 4218-2023 FSC-klagomål.docx
@@ -886,7 +886,7 @@
     <w:r>
       <w:tab/>
       <w:tab/>
-      <w:t>2026-10-09</w:t>
+      <w:t>2026-10-10</w:t>
       <w:br/>
       <w:br/>
     </w:r>

--- a/klagomål/S 4218-2023 FSC-klagomål.docx
+++ b/klagomål/S 4218-2023 FSC-klagomål.docx
@@ -886,7 +886,7 @@
     <w:r>
       <w:tab/>
       <w:tab/>
-      <w:t>2026-10-10</w:t>
+      <w:t>2026-10-11</w:t>
       <w:br/>
       <w:br/>
     </w:r>

--- a/klagomål/S 4218-2023 FSC-klagomål.docx
+++ b/klagomål/S 4218-2023 FSC-klagomål.docx
@@ -886,7 +886,7 @@
     <w:r>
       <w:tab/>
       <w:tab/>
-      <w:t>2026-10-11</w:t>
+      <w:t>2026-10-12</w:t>
       <w:br/>
       <w:br/>
     </w:r>

--- a/klagomål/S 4218-2023 FSC-klagomål.docx
+++ b/klagomål/S 4218-2023 FSC-klagomål.docx
@@ -886,7 +886,7 @@
     <w:r>
       <w:tab/>
       <w:tab/>
-      <w:t>2026-10-12</w:t>
+      <w:t>2026-10-13</w:t>
       <w:br/>
       <w:br/>
     </w:r>

--- a/klagomål/S 4218-2023 FSC-klagomål.docx
+++ b/klagomål/S 4218-2023 FSC-klagomål.docx
@@ -886,7 +886,7 @@
     <w:r>
       <w:tab/>
       <w:tab/>
-      <w:t>2026-10-13</w:t>
+      <w:t>2026-10-14</w:t>
       <w:br/>
       <w:br/>
     </w:r>

--- a/klagomål/S 4218-2023 FSC-klagomål.docx
+++ b/klagomål/S 4218-2023 FSC-klagomål.docx
@@ -886,7 +886,7 @@
     <w:r>
       <w:tab/>
       <w:tab/>
-      <w:t>2026-10-14</w:t>
+      <w:t>2026-10-15</w:t>
       <w:br/>
       <w:br/>
     </w:r>

--- a/klagomål/S 4218-2023 FSC-klagomål.docx
+++ b/klagomål/S 4218-2023 FSC-klagomål.docx
@@ -886,7 +886,7 @@
     <w:r>
       <w:tab/>
       <w:tab/>
-      <w:t>2026-10-15</w:t>
+      <w:t>2026-10-16</w:t>
       <w:br/>
       <w:br/>
     </w:r>

--- a/klagomål/S 4218-2023 FSC-klagomål.docx
+++ b/klagomål/S 4218-2023 FSC-klagomål.docx
@@ -886,7 +886,7 @@
     <w:r>
       <w:tab/>
       <w:tab/>
-      <w:t>2026-10-16</w:t>
+      <w:t>2026-10-17</w:t>
       <w:br/>
       <w:br/>
     </w:r>

--- a/klagomål/S 4218-2023 FSC-klagomål.docx
+++ b/klagomål/S 4218-2023 FSC-klagomål.docx
@@ -886,7 +886,7 @@
     <w:r>
       <w:tab/>
       <w:tab/>
-      <w:t>2026-10-17</w:t>
+      <w:t>2026-10-18</w:t>
       <w:br/>
       <w:br/>
     </w:r>

--- a/klagomål/S 4218-2023 FSC-klagomål.docx
+++ b/klagomål/S 4218-2023 FSC-klagomål.docx
@@ -886,7 +886,7 @@
     <w:r>
       <w:tab/>
       <w:tab/>
-      <w:t>2026-10-18</w:t>
+      <w:t>2026-10-19</w:t>
       <w:br/>
       <w:br/>
     </w:r>

--- a/klagomål/S 4218-2023 FSC-klagomål.docx
+++ b/klagomål/S 4218-2023 FSC-klagomål.docx
@@ -886,7 +886,7 @@
     <w:r>
       <w:tab/>
       <w:tab/>
-      <w:t>2026-10-19</w:t>
+      <w:t>2026-10-20</w:t>
       <w:br/>
       <w:br/>
     </w:r>

--- a/klagomål/S 4218-2023 FSC-klagomål.docx
+++ b/klagomål/S 4218-2023 FSC-klagomål.docx
@@ -886,7 +886,7 @@
     <w:r>
       <w:tab/>
       <w:tab/>
-      <w:t>2026-10-20</w:t>
+      <w:t>2026-10-21</w:t>
       <w:br/>
       <w:br/>
     </w:r>

--- a/klagomål/S 4218-2023 FSC-klagomål.docx
+++ b/klagomål/S 4218-2023 FSC-klagomål.docx
@@ -886,7 +886,7 @@
     <w:r>
       <w:tab/>
       <w:tab/>
-      <w:t>2026-10-21</w:t>
+      <w:t>2026-10-22</w:t>
       <w:br/>
       <w:br/>
     </w:r>

--- a/klagomål/S 4218-2023 FSC-klagomål.docx
+++ b/klagomål/S 4218-2023 FSC-klagomål.docx
@@ -886,7 +886,7 @@
     <w:r>
       <w:tab/>
       <w:tab/>
-      <w:t>2026-10-22</w:t>
+      <w:t>2026-10-23</w:t>
       <w:br/>
       <w:br/>
     </w:r>

--- a/klagomål/S 4218-2023 FSC-klagomål.docx
+++ b/klagomål/S 4218-2023 FSC-klagomål.docx
@@ -886,7 +886,7 @@
     <w:r>
       <w:tab/>
       <w:tab/>
-      <w:t>2026-10-23</w:t>
+      <w:t>2026-10-24</w:t>
       <w:br/>
       <w:br/>
     </w:r>

--- a/klagomål/S 4218-2023 FSC-klagomål.docx
+++ b/klagomål/S 4218-2023 FSC-klagomål.docx
@@ -886,7 +886,7 @@
     <w:r>
       <w:tab/>
       <w:tab/>
-      <w:t>2026-10-24</w:t>
+      <w:t>2026-10-25</w:t>
       <w:br/>
       <w:br/>
     </w:r>

--- a/klagomål/S 4218-2023 FSC-klagomål.docx
+++ b/klagomål/S 4218-2023 FSC-klagomål.docx
@@ -886,7 +886,7 @@
     <w:r>
       <w:tab/>
       <w:tab/>
-      <w:t>2026-10-25</w:t>
+      <w:t>2026-10-26</w:t>
       <w:br/>
       <w:br/>
     </w:r>

--- a/klagomål/S 4218-2023 FSC-klagomål.docx
+++ b/klagomål/S 4218-2023 FSC-klagomål.docx
@@ -886,7 +886,7 @@
     <w:r>
       <w:tab/>
       <w:tab/>
-      <w:t>2026-10-26</w:t>
+      <w:t>2026-10-27</w:t>
       <w:br/>
       <w:br/>
     </w:r>

--- a/klagomål/S 4218-2023 FSC-klagomål.docx
+++ b/klagomål/S 4218-2023 FSC-klagomål.docx
@@ -886,7 +886,7 @@
     <w:r>
       <w:tab/>
       <w:tab/>
-      <w:t>2026-10-27</w:t>
+      <w:t>2026-10-28</w:t>
       <w:br/>
       <w:br/>
     </w:r>

--- a/klagomål/S 4218-2023 FSC-klagomål.docx
+++ b/klagomål/S 4218-2023 FSC-klagomål.docx
@@ -886,7 +886,7 @@
     <w:r>
       <w:tab/>
       <w:tab/>
-      <w:t>2026-10-28</w:t>
+      <w:t>2026-10-29</w:t>
       <w:br/>
       <w:br/>
     </w:r>

--- a/klagomål/S 4218-2023 FSC-klagomål.docx
+++ b/klagomål/S 4218-2023 FSC-klagomål.docx
@@ -178,7 +178,7 @@
       <w:r>
         <w:drawing>
           <wp:inline xmlns:a="http://schemas.openxmlformats.org/drawingml/2006/main" xmlns:pic="http://schemas.openxmlformats.org/drawingml/2006/picture">
-            <wp:extent cx="5486400" cy="5024487"/>
+            <wp:extent cx="5486400" cy="5380820"/>
             <wp:docPr id="1" name="Picture 1"/>
             <wp:cNvGraphicFramePr>
               <a:graphicFrameLocks noChangeAspect="1"/>
@@ -199,7 +199,7 @@
                   <pic:spPr>
                     <a:xfrm>
                       <a:off x="0" y="0"/>
-                      <a:ext cx="5486400" cy="5024487"/>
+                      <a:ext cx="5486400" cy="5380820"/>
                     </a:xfrm>
                     <a:prstGeom prst="rect"/>
                   </pic:spPr>
@@ -216,12 +216,12 @@
         <w:spacing w:after="240"/>
       </w:pPr>
       <w:r>
-        <w:t>Figur 1. Fyndplatser för naturvårdsarter i och inom 19 meter från samrådsanmälan. Markörer utan svart kant är placerade på fyndplatsen. Markörer med svart kant är placerade vid sidan av fyndplatsen och har ett svart streck som visar fyndplatsens exakta position. Kartans mittpunktskoordinat är N 6203949, E 408470 i SWEREF 99 TM.</w:t>
+        <w:t>Figur 1. Fyndplatser för naturvårdsarter i och inom 20 meter från samrådsanmälan. Markörer utan svart kant är placerade på fyndplatsen. Markörer med svart kant är placerade vid sidan av fyndplatsen och har ett svart streck som visar fyndplatsens exakta position. Kartans mittpunktskoordinat är N 6203949, E 408470 i SWEREF 99 TM.</w:t>
       </w:r>
     </w:p>
     <w:p>
       <w:r>
-        <w:t>I och inom 19 meter från samrådsanmälan finns fynd av 16 naturvårdsarter, varav 9 är rödlistade, 11 är fridlysta och 2 är typiska (T): stare (VU, §4), björktrast (NT, §4), engelskt björnbär (NT), gulsparv (NT, §4), mindre hackspett (NT, T, §4), mörk dunört (NT), rödlånke (NT), sydlig sotticka (NT), älg (NT), spillkråka (T, §4), gröngöling (§4), grönsiska (§4), kungsfågel (§4), svartvit flugsnappare (§4), trana (§4) och grönvit nattviol (§8). Se Figur 1.</w:t>
+        <w:t>I och inom 20 meter från samrådsanmälan finns fynd av 28 naturvårdsarter, varav 9 är rödlistade, 11 är fridlysta, 13 är typiska (T) och 3 är signalarter (S): stare (VU, §4), björktrast (NT, §4), engelskt björnbär (NT), gulsparv (NT, §4), mindre hackspett (NT, T, §4), mörk dunört (NT), rödlånke (NT), sydlig sotticka (NT), älg (NT), kransrams (S, T), myskmadra (S, T), skogsbräsma (S), ekorrbär (T), gulplister (T), hultbräken (T), lundslok (T), skogsstjärna (T), skärmstarr (T), spillkråka (T, §4), svarta vinbär (T), vildkaprifol (T), ängskovall (T), gröngöling (§4), grönsiska (§4), kungsfågel (§4), svartvit flugsnappare (§4), trana (§4) och grönvit nattviol (§8). Se Figur 1.</w:t>
       </w:r>
     </w:p>
     <w:p>
@@ -283,6 +283,202 @@
         <w:rPr>
           <w:b/>
         </w:rPr>
+        <w:t>Kransrams</w:t>
+      </w:r>
+      <w:r>
+        <w:t xml:space="preserve"> är typisk art för </w:t>
+      </w:r>
+      <w:r>
+        <w:rPr>
+          <w:i/>
+        </w:rPr>
+        <w:t xml:space="preserve">9020 Nordlig ädellövskog </w:t>
+      </w:r>
+      <w:r>
+        <w:t>(SLU Artdatabanken, 2025).</w:t>
+      </w:r>
+    </w:p>
+    <w:p>
+      <w:r>
+        <w:rPr>
+          <w:b/>
+        </w:rPr>
+        <w:t xml:space="preserve">Myskmadra </w:t>
+      </w:r>
+      <w:r>
+        <w:t xml:space="preserve">är en bra signalart i hela sitt utbredningsområde i såväl lövskogar, lundar som kalkbarrskogar. Särskilt kräsen tycks den vara i norra delen av sitt utbredningsområde. Många naturliga växtplatser är av reliktkaraktär och växten indikerar här långvarig ekologisk kontinuitet. Arten är känslig för såväl hårt bete som dagens storskaliga skogsbruksmetoder. Myskmadra är typisk art för </w:t>
+      </w:r>
+      <w:r>
+        <w:rPr>
+          <w:i/>
+        </w:rPr>
+        <w:t xml:space="preserve">9050 Näringsrik granskog, 9020 Nordlig ädellövskog, 9130 Näringsrik bokskog </w:t>
+      </w:r>
+      <w:r>
+        <w:t xml:space="preserve">och </w:t>
+      </w:r>
+      <w:r>
+        <w:rPr>
+          <w:i/>
+        </w:rPr>
+        <w:t xml:space="preserve">9160 Näringsrik ekskog </w:t>
+      </w:r>
+      <w:r>
+        <w:t>(Nitare &amp; Skogsstyrelsen, 2019; SLU Artdatabanken, 2025).</w:t>
+      </w:r>
+    </w:p>
+    <w:p>
+      <w:r>
+        <w:rPr>
+          <w:b/>
+        </w:rPr>
+        <w:t xml:space="preserve">Ekorrbär </w:t>
+      </w:r>
+      <w:r>
+        <w:t xml:space="preserve">är typisk art för </w:t>
+      </w:r>
+      <w:r>
+        <w:rPr>
+          <w:i/>
+        </w:rPr>
+        <w:t xml:space="preserve">9190 Näringsfattig ekskog </w:t>
+      </w:r>
+      <w:r>
+        <w:t>(SLU Artdatabanken, 2025).</w:t>
+      </w:r>
+    </w:p>
+    <w:p>
+      <w:r>
+        <w:rPr>
+          <w:b/>
+        </w:rPr>
+        <w:t>Gulplister</w:t>
+      </w:r>
+      <w:r>
+        <w:t xml:space="preserve"> är typisk art för </w:t>
+      </w:r>
+      <w:r>
+        <w:rPr>
+          <w:i/>
+        </w:rPr>
+        <w:t xml:space="preserve">9130 Näringsrik bokskog </w:t>
+      </w:r>
+      <w:r>
+        <w:t xml:space="preserve">och </w:t>
+      </w:r>
+      <w:r>
+        <w:rPr>
+          <w:i/>
+        </w:rPr>
+        <w:t>9160 Näringsrik ekskog</w:t>
+      </w:r>
+      <w:r>
+        <w:t xml:space="preserve"> (SLU Artdatabanken, 2025).</w:t>
+      </w:r>
+    </w:p>
+    <w:p>
+      <w:r>
+        <w:rPr>
+          <w:b/>
+        </w:rPr>
+        <w:t xml:space="preserve">Hultbräken </w:t>
+      </w:r>
+      <w:r>
+        <w:t xml:space="preserve">är typisk art för </w:t>
+      </w:r>
+      <w:r>
+        <w:rPr>
+          <w:i/>
+        </w:rPr>
+        <w:t xml:space="preserve">9050 Näringsrik granskog </w:t>
+      </w:r>
+      <w:r>
+        <w:t>(SLU Artdatabanken, 2025).</w:t>
+      </w:r>
+    </w:p>
+    <w:p>
+      <w:r>
+        <w:rPr>
+          <w:b/>
+        </w:rPr>
+        <w:t>Lundslok</w:t>
+      </w:r>
+      <w:r>
+        <w:t xml:space="preserve"> är typisk art för </w:t>
+      </w:r>
+      <w:r>
+        <w:rPr>
+          <w:i/>
+        </w:rPr>
+        <w:t xml:space="preserve">9130 Näringsrik bokskog </w:t>
+      </w:r>
+      <w:r>
+        <w:t xml:space="preserve">och </w:t>
+      </w:r>
+      <w:r>
+        <w:rPr>
+          <w:i/>
+        </w:rPr>
+        <w:t>9160 Näringsrik ekskog</w:t>
+      </w:r>
+      <w:r>
+        <w:t>. Fjärilen lundsloksgräsmal har lundslok som värdväxt</w:t>
+      </w:r>
+      <w:r>
+        <w:rPr>
+          <w:i/>
+        </w:rPr>
+        <w:t xml:space="preserve"> </w:t>
+      </w:r>
+      <w:r>
+        <w:t>(SLU Artdatabanken, 2025).</w:t>
+      </w:r>
+    </w:p>
+    <w:p>
+      <w:r>
+        <w:rPr>
+          <w:b/>
+        </w:rPr>
+        <w:t xml:space="preserve">Skogsstjärna </w:t>
+      </w:r>
+      <w:r>
+        <w:t xml:space="preserve">är typisk art för </w:t>
+      </w:r>
+      <w:r>
+        <w:rPr>
+          <w:i/>
+        </w:rPr>
+        <w:t xml:space="preserve">9190 Näringsfattig ekskog </w:t>
+      </w:r>
+      <w:r>
+        <w:t>(SLU Artdatabanken, 2025).</w:t>
+      </w:r>
+    </w:p>
+    <w:p>
+      <w:r>
+        <w:rPr>
+          <w:b/>
+        </w:rPr>
+        <w:t xml:space="preserve">Skärmstarr </w:t>
+      </w:r>
+      <w:r>
+        <w:t xml:space="preserve">är typisk art för </w:t>
+      </w:r>
+      <w:r>
+        <w:rPr>
+          <w:i/>
+        </w:rPr>
+        <w:t xml:space="preserve">9080 Lövsumpskog </w:t>
+      </w:r>
+      <w:r>
+        <w:t>(SLU Artdatabanken, 2025).</w:t>
+      </w:r>
+    </w:p>
+    <w:p>
+      <w:r>
+        <w:rPr>
+          <w:b/>
+        </w:rPr>
         <w:t>Spillkråka (§4)</w:t>
       </w:r>
       <w:r>
@@ -305,6 +501,75 @@
       </w:r>
       <w:r>
         <w:t>. Den behöver grova träd, främst tall, asp och bok som boträd. Skogsbruk med korta omloppstider och täta, homogena ungskogar utgör det största hotet. Spillkråka är en nyckelart i skogliga miljöer vars övergivna bohål utnyttjas av flera andra hålhäckande fågelarter och fladdermöss, däribland pärluggla (EN, §4), knipa (§4), salskrake (§4) och skogsduva (§4). Hökuggla (VU, §4) och slaguggla (§4) häckar ofta i högstubbar som brutits av i höjd med ett gammalt spillkråkebo (SLU Artdatabanken, 2026; Skogsstyrelsen, 2016).</w:t>
+      </w:r>
+    </w:p>
+    <w:p>
+      <w:r>
+        <w:rPr>
+          <w:b/>
+        </w:rPr>
+        <w:t>Svarta vinbär</w:t>
+      </w:r>
+      <w:r>
+        <w:t xml:space="preserve"> är typisk art för </w:t>
+      </w:r>
+      <w:r>
+        <w:rPr>
+          <w:i/>
+        </w:rPr>
+        <w:t xml:space="preserve">9050 Näringsrik granskog </w:t>
+      </w:r>
+      <w:r>
+        <w:t>och</w:t>
+      </w:r>
+      <w:r>
+        <w:rPr>
+          <w:i/>
+        </w:rPr>
+        <w:t xml:space="preserve"> 6430 Högörtängar </w:t>
+      </w:r>
+      <w:r>
+        <w:t>(SLU Artdatabanken, 2025).</w:t>
+      </w:r>
+    </w:p>
+    <w:p>
+      <w:r>
+        <w:rPr>
+          <w:b/>
+        </w:rPr>
+        <w:t xml:space="preserve">Vildkaprifol </w:t>
+      </w:r>
+      <w:r>
+        <w:t xml:space="preserve">är typisk art för </w:t>
+      </w:r>
+      <w:r>
+        <w:rPr>
+          <w:i/>
+        </w:rPr>
+        <w:t>9190 Näringsfattig ekskog</w:t>
+      </w:r>
+      <w:r>
+        <w:t>. Kaprifol är värdväxt för bland annat de rödlistade fjärilarna töcknig trymal (VU) och tryfjäril (NT) (SLU Artdatabanken, 2026).</w:t>
+      </w:r>
+    </w:p>
+    <w:p>
+      <w:r>
+        <w:rPr>
+          <w:b/>
+        </w:rPr>
+        <w:t>Ängskovall</w:t>
+      </w:r>
+      <w:r>
+        <w:t xml:space="preserve"> är typisk art för </w:t>
+      </w:r>
+      <w:r>
+        <w:rPr>
+          <w:i/>
+        </w:rPr>
+        <w:t xml:space="preserve">9190 Näringsfattig ekskog </w:t>
+      </w:r>
+      <w:r>
+        <w:t>(SLU Artdatabanken, 2025).</w:t>
       </w:r>
     </w:p>
     <w:p>
@@ -413,7 +678,7 @@
         <w:rPr>
           <w:i/>
         </w:rPr>
-        <w:t>I det samrådsanmälda skogsområdet har 16 naturvårdsarter varav 9 rödlistade arter sina livsmiljöer och växtplatser.</w:t>
+        <w:t>I det samrådsanmälda skogsområdet har 28 naturvårdsarter varav 9 rödlistade arter sina livsmiljöer och växtplatser.</w:t>
       </w:r>
     </w:p>
     <w:p>
@@ -886,7 +1151,7 @@
     <w:r>
       <w:tab/>
       <w:tab/>
-      <w:t>2026-10-29</w:t>
+      <w:t>2026-10-31</w:t>
       <w:br/>
       <w:br/>
     </w:r>
